--- a/zht/docx/006.content.docx
+++ b/zht/docx/006.content.docx
@@ -150,26 +150,6 @@
           <w:lang w:val="zh_TW" w:bidi="zh_TW"/>
         </w:rPr>
         <w:t>bi</w:t>
-      </w:r>
-      <w:r>
-        <w:rPr>
-          <w:lang w:val="zh_TW" w:bidi="zh_TW"/>
-        </w:rPr>
-      </w:r>
-    </w:p>
-    <w:p>
-      <w:pPr/>
-      <w:r>
-        <w:rPr>
-          <w:lang w:val="zh_TW" w:bidi="zh_TW"/>
-        </w:rPr>
-      </w:r>
-      <w:r>
-        <w:rPr>
-          <w:i/>
-          <w:lang w:val="zh_TW" w:bidi="zh_TW"/>
-        </w:rPr>
-        <w:t>逼迫</w:t>
       </w:r>
       <w:r>
         <w:rPr>

--- a/zht/docx/006.content.docx
+++ b/zht/docx/006.content.docx
@@ -19,7 +19,7 @@
         <w:rPr>
           <w:lang w:val="zh_TW" w:bidi="zh_TW"/>
         </w:rPr>
-        <w:t>Resource: Study Notes - Themes (Tyndale)</w:t>
+        <w:t>Resource: Tyndale Open Study Notes</w:t>
       </w:r>
       <w:r>
         <w:rPr>
@@ -112,7 +112,7 @@
         <w:rPr>
           <w:lang w:val="zh_TW" w:bidi="zh_TW"/>
         </w:rPr>
-        <w:t>Study Notes - Themes (Tyndale)</w:t>
+        <w:t>Tyndale Open Study Notes</w:t>
       </w:r>
     </w:p>
     <w:p>

--- a/zht/docx/006.content.docx
+++ b/zht/docx/006.content.docx
@@ -149,7 +149,7 @@
         <w:rPr>
           <w:lang w:val="zh_TW" w:bidi="zh_TW"/>
         </w:rPr>
-        <w:t>bi</w:t>
+        <w:t>bu</w:t>
       </w:r>
       <w:r>
         <w:rPr>
@@ -212,7 +212,7 @@
         <w:rPr>
           <w:lang w:val="zh_TW" w:bidi="zh_TW"/>
         </w:rPr>
-        <w:t>逼迫</w:t>
+        <w:t>不能生育</w:t>
       </w:r>
       <w:r>
         <w:rPr>
@@ -231,19 +231,67 @@
         <w:rPr>
           <w:lang w:val="zh_TW" w:bidi="zh_TW"/>
         </w:rPr>
-        <w:t>逼迫是指因個人或群體的身分、信仰或</w:t>
-      </w:r>
-      <w:r>
-        <w:rPr>
-          <w:lang w:val="zh_TW" w:bidi="zh_TW"/>
-        </w:rPr>
-        <w:t>實踐，</w:t>
-      </w:r>
-      <w:r>
-        <w:rPr>
-          <w:lang w:val="zh_TW" w:bidi="zh_TW"/>
-        </w:rPr>
-        <w:t>而遭受系統性的虐待、騷擾或壓迫。在宗教處境中，逼迫特別指人因宗教信仰或實踐而成為攻擊目標。</w:t>
+        <w:t>幾乎所有族長的妻子，都曾經歷不能生育（無法生子）的困難，之後才得著孩子。唯一可能的例外是利亞，即便如此，她在某段時間內也不能生育（</w:t>
+      </w:r>
+      <w:hyperlink r:id="rId13">
+        <w:r>
+          <w:rPr>
+            <w:lang w:val="zh_TW" w:bidi="zh_TW"/>
+          </w:rPr>
+          <w:rPr>
+            <w:color w:val="0000EE"/>
+            <w:u w:val="single"/>
+          </w:rPr>
+          <w:t>創11:30，</w:t>
+        </w:r>
+      </w:hyperlink>
+      <w:hyperlink r:id="rId14">
+        <w:r>
+          <w:rPr>
+            <w:lang w:val="zh_TW" w:bidi="zh_TW"/>
+          </w:rPr>
+          <w:rPr>
+            <w:color w:val="0000EE"/>
+            <w:u w:val="single"/>
+          </w:rPr>
+          <w:t>25:21，</w:t>
+        </w:r>
+      </w:hyperlink>
+      <w:hyperlink r:id="rId15">
+        <w:r>
+          <w:rPr>
+            <w:lang w:val="zh_TW" w:bidi="zh_TW"/>
+          </w:rPr>
+          <w:rPr>
+            <w:color w:val="0000EE"/>
+            <w:u w:val="single"/>
+          </w:rPr>
+          <w:t>29:31</w:t>
+        </w:r>
+      </w:hyperlink>
+      <w:r>
+        <w:rPr>
+          <w:lang w:val="zh_TW" w:bidi="zh_TW"/>
+        </w:rPr>
+        <w:t>；另見</w:t>
+      </w:r>
+      <w:hyperlink r:id="rId16">
+        <w:r>
+          <w:rPr>
+            <w:lang w:val="zh_TW" w:bidi="zh_TW"/>
+          </w:rPr>
+          <w:rPr>
+            <w:color w:val="0000EE"/>
+            <w:u w:val="single"/>
+          </w:rPr>
+          <w:t>撒上1:1–18</w:t>
+        </w:r>
+      </w:hyperlink>
+      <w:r>
+        <w:rPr>
+          <w:lang w:val="zh_TW" w:bidi="zh_TW"/>
+        </w:rPr>
+        <w:t>）。在那個文化中，兒女代表延續家族血脈、保護支派、提供勞動力；他們確保產業留在家族之內，能在父母年老時照顧他們，並舉行合宜的喪葬禮儀。</w:t>
       </w:r>
     </w:p>
     <w:p>
@@ -257,9 +305,9 @@
         <w:rPr>
           <w:lang w:val="zh_TW" w:bidi="zh_TW"/>
         </w:rPr>
-        <w:t>逼迫是神的子民常有的經歷，神的僕人經常面臨敵意和反對（例如，</w:t>
-      </w:r>
-      <w:hyperlink r:id="rId13">
+        <w:t>因此，在當時的社會中，不能生育對婦女來說是極大的羞辱（</w:t>
+      </w:r>
+      <w:hyperlink r:id="rId17">
         <w:r>
           <w:rPr>
             <w:lang w:val="zh_TW" w:bidi="zh_TW"/>
@@ -268,7 +316,7 @@
             <w:color w:val="0000EE"/>
             <w:u w:val="single"/>
           </w:rPr>
-          <w:t>申30:7</w:t>
+          <w:t>詩113:9</w:t>
         </w:r>
       </w:hyperlink>
       <w:r>
@@ -277,7 +325,7 @@
         </w:rPr>
         <w:t>；</w:t>
       </w:r>
-      <w:hyperlink r:id="rId14">
+      <w:hyperlink r:id="rId18">
         <w:r>
           <w:rPr>
             <w:lang w:val="zh_TW" w:bidi="zh_TW"/>
@@ -286,7 +334,7 @@
             <w:color w:val="0000EE"/>
             <w:u w:val="single"/>
           </w:rPr>
-          <w:t>王上18:13</w:t>
+          <w:t>箴30:15–16</w:t>
         </w:r>
       </w:hyperlink>
       <w:r>
@@ -295,7 +343,7 @@
         </w:rPr>
         <w:t>；</w:t>
       </w:r>
-      <w:hyperlink r:id="rId15">
+      <w:hyperlink r:id="rId19">
         <w:r>
           <w:rPr>
             <w:lang w:val="zh_TW" w:bidi="zh_TW"/>
@@ -304,16 +352,16 @@
             <w:color w:val="0000EE"/>
             <w:u w:val="single"/>
           </w:rPr>
-          <w:t>尼4:1–3</w:t>
+          <w:t>賽54:1</w:t>
         </w:r>
       </w:hyperlink>
       <w:r>
         <w:rPr>
           <w:lang w:val="zh_TW" w:bidi="zh_TW"/>
         </w:rPr>
-        <w:t>；</w:t>
-      </w:r>
-      <w:hyperlink r:id="rId16">
+        <w:t>）。她們認為自己是神所創造的生命器皿（</w:t>
+      </w:r>
+      <w:hyperlink r:id="rId20">
         <w:r>
           <w:rPr>
             <w:lang w:val="zh_TW" w:bidi="zh_TW"/>
@@ -322,16 +370,10 @@
             <w:color w:val="0000EE"/>
             <w:u w:val="single"/>
           </w:rPr>
-          <w:t>耶37:11–38:28</w:t>
+          <w:t>創1:28，</w:t>
         </w:r>
       </w:hyperlink>
-      <w:r>
-        <w:rPr>
-          <w:lang w:val="zh_TW" w:bidi="zh_TW"/>
-        </w:rPr>
-        <w:t>；</w:t>
-      </w:r>
-      <w:hyperlink r:id="rId17">
+      <w:hyperlink r:id="rId21">
         <w:r>
           <w:rPr>
             <w:lang w:val="zh_TW" w:bidi="zh_TW"/>
@@ -340,16 +382,16 @@
             <w:color w:val="0000EE"/>
             <w:u w:val="single"/>
           </w:rPr>
-          <w:t>太23:34–37</w:t>
+          <w:t>3:20</w:t>
         </w:r>
       </w:hyperlink>
       <w:r>
         <w:rPr>
           <w:lang w:val="zh_TW" w:bidi="zh_TW"/>
         </w:rPr>
-        <w:t>；</w:t>
-      </w:r>
-      <w:hyperlink r:id="rId18">
+        <w:t>），所以不能生育常被視為失去祝福、失去人生目標與渴望的象徵（</w:t>
+      </w:r>
+      <w:hyperlink r:id="rId20">
         <w:r>
           <w:rPr>
             <w:lang w:val="zh_TW" w:bidi="zh_TW"/>
@@ -358,16 +400,16 @@
             <w:color w:val="0000EE"/>
             <w:u w:val="single"/>
           </w:rPr>
-          <w:t>路11:49–51</w:t>
+          <w:t>1:28</w:t>
         </w:r>
       </w:hyperlink>
       <w:r>
         <w:rPr>
           <w:lang w:val="zh_TW" w:bidi="zh_TW"/>
         </w:rPr>
-        <w:t>；</w:t>
-      </w:r>
-      <w:hyperlink r:id="rId19">
+        <w:t>）。不能生育帶來羞辱、譏笑與強烈的嫉妒（</w:t>
+      </w:r>
+      <w:hyperlink r:id="rId22">
         <w:r>
           <w:rPr>
             <w:lang w:val="zh_TW" w:bidi="zh_TW"/>
@@ -376,16 +418,10 @@
             <w:color w:val="0000EE"/>
             <w:u w:val="single"/>
           </w:rPr>
-          <w:t>帖前2:14–16</w:t>
+          <w:t>撒上1:7；</w:t>
         </w:r>
       </w:hyperlink>
-      <w:r>
-        <w:rPr>
-          <w:lang w:val="zh_TW" w:bidi="zh_TW"/>
-        </w:rPr>
-        <w:t>）。耶穌自己也曾遭受逼迫（</w:t>
-      </w:r>
-      <w:hyperlink r:id="rId20">
+      <w:hyperlink r:id="rId23">
         <w:r>
           <w:rPr>
             <w:lang w:val="zh_TW" w:bidi="zh_TW"/>
@@ -394,16 +430,10 @@
             <w:color w:val="0000EE"/>
             <w:u w:val="single"/>
           </w:rPr>
-          <w:t>路4:28–30</w:t>
+          <w:t>創16:4，</w:t>
         </w:r>
       </w:hyperlink>
-      <w:r>
-        <w:rPr>
-          <w:lang w:val="zh_TW" w:bidi="zh_TW"/>
-        </w:rPr>
-        <w:t>；</w:t>
-      </w:r>
-      <w:hyperlink r:id="rId21">
+      <w:hyperlink r:id="rId24">
         <w:r>
           <w:rPr>
             <w:lang w:val="zh_TW" w:bidi="zh_TW"/>
@@ -412,7 +442,7 @@
             <w:color w:val="0000EE"/>
             <w:u w:val="single"/>
           </w:rPr>
-          <w:t>約5:16</w:t>
+          <w:t>30:1</w:t>
         </w:r>
       </w:hyperlink>
       <w:r>
@@ -433,9 +463,9 @@
         <w:rPr>
           <w:lang w:val="zh_TW" w:bidi="zh_TW"/>
         </w:rPr>
-        <w:t>耶穌地上的生命結束之前，受到嘲弄、鞭打，並被釘十字架而死。祂告訴門徒，他們也會經歷類似情況（</w:t>
-      </w:r>
-      <w:hyperlink r:id="rId22">
+        <w:t>在舊約聖經中，不能生育是與神有關的議題。創造之主掌管人的生育能力（</w:t>
+      </w:r>
+      <w:hyperlink r:id="rId25">
         <w:r>
           <w:rPr>
             <w:lang w:val="zh_TW" w:bidi="zh_TW"/>
@@ -444,16 +474,10 @@
             <w:color w:val="0000EE"/>
             <w:u w:val="single"/>
           </w:rPr>
-          <w:t>太10:16–25</w:t>
+          <w:t>創20:17–18，</w:t>
         </w:r>
       </w:hyperlink>
-      <w:r>
-        <w:rPr>
-          <w:lang w:val="zh_TW" w:bidi="zh_TW"/>
-        </w:rPr>
-        <w:t>，</w:t>
-      </w:r>
-      <w:hyperlink r:id="rId23">
+      <w:hyperlink r:id="rId26">
         <w:r>
           <w:rPr>
             <w:lang w:val="zh_TW" w:bidi="zh_TW"/>
@@ -462,16 +486,10 @@
             <w:color w:val="0000EE"/>
             <w:u w:val="single"/>
           </w:rPr>
-          <w:t>24:9</w:t>
+          <w:t>30:2、</w:t>
         </w:r>
       </w:hyperlink>
-      <w:r>
-        <w:rPr>
-          <w:lang w:val="zh_TW" w:bidi="zh_TW"/>
-        </w:rPr>
-        <w:t>；</w:t>
-      </w:r>
-      <w:hyperlink r:id="rId24">
+      <w:hyperlink r:id="rId27">
         <w:r>
           <w:rPr>
             <w:lang w:val="zh_TW" w:bidi="zh_TW"/>
@@ -480,7 +498,7 @@
             <w:color w:val="0000EE"/>
             <w:u w:val="single"/>
           </w:rPr>
-          <w:t>可13:9–13</w:t>
+          <w:t>22–23</w:t>
         </w:r>
       </w:hyperlink>
       <w:r>
@@ -489,7 +507,7 @@
         </w:rPr>
         <w:t>；</w:t>
       </w:r>
-      <w:hyperlink r:id="rId25">
+      <w:hyperlink r:id="rId28">
         <w:r>
           <w:rPr>
             <w:lang w:val="zh_TW" w:bidi="zh_TW"/>
@@ -498,15 +516,39 @@
             <w:color w:val="0000EE"/>
             <w:u w:val="single"/>
           </w:rPr>
-          <w:t>路21:12–17</w:t>
+          <w:t>撒上1:6、</w:t>
         </w:r>
       </w:hyperlink>
-      <w:r>
-        <w:rPr>
-          <w:lang w:val="zh_TW" w:bidi="zh_TW"/>
-        </w:rPr>
-        <w:t>；</w:t>
-      </w:r>
+      <w:hyperlink r:id="rId29">
+        <w:r>
+          <w:rPr>
+            <w:lang w:val="zh_TW" w:bidi="zh_TW"/>
+          </w:rPr>
+          <w:rPr>
+            <w:color w:val="0000EE"/>
+            <w:u w:val="single"/>
+          </w:rPr>
+          <w:t>27</w:t>
+        </w:r>
+      </w:hyperlink>
+      <w:r>
+        <w:rPr>
+          <w:lang w:val="zh_TW" w:bidi="zh_TW"/>
+        </w:rPr>
+        <w:t>）。祂按著祂的計劃與應許，決定誰能懷孕（</w:t>
+      </w:r>
+      <w:hyperlink r:id="rId30">
+        <w:r>
+          <w:rPr>
+            <w:lang w:val="zh_TW" w:bidi="zh_TW"/>
+          </w:rPr>
+          <w:rPr>
+            <w:color w:val="0000EE"/>
+            <w:u w:val="single"/>
+          </w:rPr>
+          <w:t>創17:19，</w:t>
+        </w:r>
+      </w:hyperlink>
       <w:hyperlink r:id="rId26">
         <w:r>
           <w:rPr>
@@ -516,16 +558,16 @@
             <w:color w:val="0000EE"/>
             <w:u w:val="single"/>
           </w:rPr>
-          <w:t>約16:2</w:t>
+          <w:t>30:2</w:t>
         </w:r>
       </w:hyperlink>
       <w:r>
         <w:rPr>
           <w:lang w:val="zh_TW" w:bidi="zh_TW"/>
         </w:rPr>
-        <w:t>）。祂事先讓門徒做好準備，以面對這樣的時刻，並告訴他們，聖靈將賜下他們所需要的勇氣（</w:t>
-      </w:r>
-      <w:hyperlink r:id="rId27">
+        <w:t>；</w:t>
+      </w:r>
+      <w:hyperlink r:id="rId17">
         <w:r>
           <w:rPr>
             <w:lang w:val="zh_TW" w:bidi="zh_TW"/>
@@ -534,16 +576,16 @@
             <w:color w:val="0000EE"/>
             <w:u w:val="single"/>
           </w:rPr>
-          <w:t>路12:11–12</w:t>
+          <w:t>詩113:9</w:t>
         </w:r>
       </w:hyperlink>
       <w:r>
         <w:rPr>
           <w:lang w:val="zh_TW" w:bidi="zh_TW"/>
         </w:rPr>
-        <w:t>，</w:t>
-      </w:r>
-      <w:hyperlink r:id="rId28">
+        <w:t>；</w:t>
+      </w:r>
+      <w:hyperlink r:id="rId31">
         <w:r>
           <w:rPr>
             <w:lang w:val="zh_TW" w:bidi="zh_TW"/>
@@ -552,7 +594,7 @@
             <w:color w:val="0000EE"/>
             <w:u w:val="single"/>
           </w:rPr>
-          <w:t>21:14–15</w:t>
+          <w:t>路1:11–20</w:t>
         </w:r>
       </w:hyperlink>
       <w:r>
@@ -561,7 +603,7 @@
         </w:rPr>
         <w:t>；</w:t>
       </w:r>
-      <w:hyperlink r:id="rId29">
+      <w:hyperlink r:id="rId32">
         <w:r>
           <w:rPr>
             <w:lang w:val="zh_TW" w:bidi="zh_TW"/>
@@ -570,14 +612,14 @@
             <w:color w:val="0000EE"/>
             <w:u w:val="single"/>
           </w:rPr>
-          <w:t>徒1:8</w:t>
+          <w:t>羅4:19</w:t>
         </w:r>
       </w:hyperlink>
       <w:r>
         <w:rPr>
           <w:lang w:val="zh_TW" w:bidi="zh_TW"/>
         </w:rPr>
-        <w:t>）。</w:t>
+        <w:t>）。神往往會使人不能生育，作為祂賜下應許之子或特殊孩子的預備，以顯明這是出於祂的作為。</w:t>
       </w:r>
     </w:p>
     <w:p>
@@ -591,33 +633,9 @@
         <w:rPr>
           <w:lang w:val="zh_TW" w:bidi="zh_TW"/>
         </w:rPr>
-        <w:t>使徒行傳記載早期基督徒如何面對逼迫。最初的逼迫來自猶太人的最高議會（Sanhedrin</w:t>
-      </w:r>
-      <w:r>
-        <w:rPr>
-          <w:lang w:val="zh_TW" w:bidi="zh_TW"/>
-        </w:rPr>
-        <w:t>〔</w:t>
-      </w:r>
-      <w:r>
-        <w:rPr>
-          <w:lang w:val="zh_TW" w:bidi="zh_TW"/>
-        </w:rPr>
-        <w:t>公會</w:t>
-      </w:r>
-      <w:r>
-        <w:rPr>
-          <w:lang w:val="zh_TW" w:bidi="zh_TW"/>
-        </w:rPr>
-        <w:t>〕</w:t>
-      </w:r>
-      <w:r>
-        <w:rPr>
-          <w:lang w:val="zh_TW" w:bidi="zh_TW"/>
-        </w:rPr>
-        <w:t>）。大數的掃羅在大馬士革路上遇見耶穌異象之前，曾大力逼迫教會（</w:t>
-      </w:r>
-      <w:hyperlink r:id="rId30">
+        <w:t>無法懷孕是一種信心的試煉，也鼓勵人禱告與耐心等候（</w:t>
+      </w:r>
+      <w:hyperlink r:id="rId14">
         <w:r>
           <w:rPr>
             <w:lang w:val="zh_TW" w:bidi="zh_TW"/>
@@ -626,16 +644,16 @@
             <w:color w:val="0000EE"/>
             <w:u w:val="single"/>
           </w:rPr>
-          <w:t>徒8:1–3</w:t>
+          <w:t>創25:21</w:t>
         </w:r>
       </w:hyperlink>
       <w:r>
         <w:rPr>
           <w:lang w:val="zh_TW" w:bidi="zh_TW"/>
         </w:rPr>
-        <w:t>，</w:t>
-      </w:r>
-      <w:hyperlink r:id="rId31">
+        <w:t>；</w:t>
+      </w:r>
+      <w:hyperlink r:id="rId33">
         <w:r>
           <w:rPr>
             <w:lang w:val="zh_TW" w:bidi="zh_TW"/>
@@ -644,16 +662,16 @@
             <w:color w:val="0000EE"/>
             <w:u w:val="single"/>
           </w:rPr>
-          <w:t>9:1–13</w:t>
+          <w:t>撒上1:11</w:t>
         </w:r>
       </w:hyperlink>
       <w:r>
         <w:rPr>
           <w:lang w:val="zh_TW" w:bidi="zh_TW"/>
         </w:rPr>
-        <w:t>、</w:t>
-      </w:r>
-      <w:hyperlink r:id="rId32">
+        <w:t>）。亞伯拉罕在得著兒子之前，就已學會信靠神的（</w:t>
+      </w:r>
+      <w:hyperlink r:id="rId34">
         <w:r>
           <w:rPr>
             <w:lang w:val="zh_TW" w:bidi="zh_TW"/>
@@ -662,16 +680,10 @@
             <w:color w:val="0000EE"/>
             <w:u w:val="single"/>
           </w:rPr>
-          <w:t>21</w:t>
+          <w:t>創15:4–6，</w:t>
         </w:r>
       </w:hyperlink>
-      <w:r>
-        <w:rPr>
-          <w:lang w:val="zh_TW" w:bidi="zh_TW"/>
-        </w:rPr>
-        <w:t>，</w:t>
-      </w:r>
-      <w:hyperlink r:id="rId33">
+      <w:hyperlink r:id="rId35">
         <w:r>
           <w:rPr>
             <w:lang w:val="zh_TW" w:bidi="zh_TW"/>
@@ -680,16 +692,16 @@
             <w:color w:val="0000EE"/>
             <w:u w:val="single"/>
           </w:rPr>
-          <w:t>22:4</w:t>
+          <w:t>17:15–21</w:t>
         </w:r>
       </w:hyperlink>
       <w:r>
         <w:rPr>
           <w:lang w:val="zh_TW" w:bidi="zh_TW"/>
         </w:rPr>
-        <w:t>，</w:t>
-      </w:r>
-      <w:hyperlink r:id="rId34">
+        <w:t>；</w:t>
+      </w:r>
+      <w:hyperlink r:id="rId36">
         <w:r>
           <w:rPr>
             <w:lang w:val="zh_TW" w:bidi="zh_TW"/>
@@ -698,158 +710,14 @@
             <w:color w:val="0000EE"/>
             <w:u w:val="single"/>
           </w:rPr>
-          <w:t>26:9–11</w:t>
+          <w:t>羅4:20–22</w:t>
         </w:r>
       </w:hyperlink>
       <w:r>
         <w:rPr>
           <w:lang w:val="zh_TW" w:bidi="zh_TW"/>
         </w:rPr>
-        <w:t>；見</w:t>
-      </w:r>
-      <w:hyperlink r:id="rId35">
-        <w:r>
-          <w:rPr>
-            <w:lang w:val="zh_TW" w:bidi="zh_TW"/>
-          </w:rPr>
-          <w:rPr>
-            <w:color w:val="0000EE"/>
-            <w:u w:val="single"/>
-          </w:rPr>
-          <w:t>林前15:9</w:t>
-        </w:r>
-      </w:hyperlink>
-      <w:r>
-        <w:rPr>
-          <w:lang w:val="zh_TW" w:bidi="zh_TW"/>
-        </w:rPr>
-        <w:t>；</w:t>
-      </w:r>
-      <w:hyperlink r:id="rId36">
-        <w:r>
-          <w:rPr>
-            <w:lang w:val="zh_TW" w:bidi="zh_TW"/>
-          </w:rPr>
-          <w:rPr>
-            <w:color w:val="0000EE"/>
-            <w:u w:val="single"/>
-          </w:rPr>
-          <w:t>加1:13</w:t>
-        </w:r>
-      </w:hyperlink>
-      <w:r>
-        <w:rPr>
-          <w:lang w:val="zh_TW" w:bidi="zh_TW"/>
-        </w:rPr>
-        <w:t>；</w:t>
-      </w:r>
-      <w:hyperlink r:id="rId37">
-        <w:r>
-          <w:rPr>
-            <w:lang w:val="zh_TW" w:bidi="zh_TW"/>
-          </w:rPr>
-          <w:rPr>
-            <w:color w:val="0000EE"/>
-            <w:u w:val="single"/>
-          </w:rPr>
-          <w:t>腓3:6</w:t>
-        </w:r>
-      </w:hyperlink>
-      <w:r>
-        <w:rPr>
-          <w:lang w:val="zh_TW" w:bidi="zh_TW"/>
-        </w:rPr>
-        <w:t>）。使徒彼得、約翰、司提反、雅各、保羅和巴拿巴都曾經歷逼迫（</w:t>
-      </w:r>
-      <w:hyperlink r:id="rId38">
-        <w:r>
-          <w:rPr>
-            <w:lang w:val="zh_TW" w:bidi="zh_TW"/>
-          </w:rPr>
-          <w:rPr>
-            <w:color w:val="0000EE"/>
-            <w:u w:val="single"/>
-          </w:rPr>
-          <w:t>徒4:15–18</w:t>
-        </w:r>
-      </w:hyperlink>
-      <w:r>
-        <w:rPr>
-          <w:lang w:val="zh_TW" w:bidi="zh_TW"/>
-        </w:rPr>
-        <w:t>，</w:t>
-      </w:r>
-      <w:hyperlink r:id="rId39">
-        <w:r>
-          <w:rPr>
-            <w:lang w:val="zh_TW" w:bidi="zh_TW"/>
-          </w:rPr>
-          <w:rPr>
-            <w:color w:val="0000EE"/>
-            <w:u w:val="single"/>
-          </w:rPr>
-          <w:t>5:17–18</w:t>
-        </w:r>
-      </w:hyperlink>
-      <w:r>
-        <w:rPr>
-          <w:lang w:val="zh_TW" w:bidi="zh_TW"/>
-        </w:rPr>
-        <w:t>，</w:t>
-      </w:r>
-      <w:hyperlink r:id="rId40">
-        <w:r>
-          <w:rPr>
-            <w:lang w:val="zh_TW" w:bidi="zh_TW"/>
-          </w:rPr>
-          <w:rPr>
-            <w:color w:val="0000EE"/>
-            <w:u w:val="single"/>
-          </w:rPr>
-          <w:t>7:54–60</w:t>
-        </w:r>
-      </w:hyperlink>
-      <w:r>
-        <w:rPr>
-          <w:lang w:val="zh_TW" w:bidi="zh_TW"/>
-        </w:rPr>
-        <w:t>，</w:t>
-      </w:r>
-      <w:hyperlink r:id="rId41">
-        <w:r>
-          <w:rPr>
-            <w:lang w:val="zh_TW" w:bidi="zh_TW"/>
-          </w:rPr>
-          <w:rPr>
-            <w:color w:val="0000EE"/>
-            <w:u w:val="single"/>
-          </w:rPr>
-          <w:t>12:1–4</w:t>
-        </w:r>
-      </w:hyperlink>
-      <w:r>
-        <w:rPr>
-          <w:lang w:val="zh_TW" w:bidi="zh_TW"/>
-        </w:rPr>
-        <w:t>，</w:t>
-      </w:r>
-      <w:hyperlink r:id="rId42">
-        <w:r>
-          <w:rPr>
-            <w:lang w:val="zh_TW" w:bidi="zh_TW"/>
-          </w:rPr>
-          <w:rPr>
-            <w:color w:val="0000EE"/>
-            <w:u w:val="single"/>
-          </w:rPr>
-          <w:t>14:5–6</w:t>
-        </w:r>
-      </w:hyperlink>
-      <w:r>
-        <w:rPr>
-          <w:lang w:val="zh_TW" w:bidi="zh_TW"/>
-        </w:rPr>
-        <w:t>）。</w:t>
+        <w:t>）。當一對不能生育的夫婦得著孩子時，這顯出神的信實與創造大能。</w:t>
       </w:r>
     </w:p>
     <w:p>
@@ -863,91 +731,7 @@
         <w:rPr>
           <w:lang w:val="zh_TW" w:bidi="zh_TW"/>
         </w:rPr>
-        <w:t>在撒種的比喻中，耶穌說明逼迫對信心薄弱者的影響（</w:t>
-      </w:r>
-      <w:hyperlink r:id="rId43">
-        <w:r>
-          <w:rPr>
-            <w:lang w:val="zh_TW" w:bidi="zh_TW"/>
-          </w:rPr>
-          <w:rPr>
-            <w:color w:val="0000EE"/>
-            <w:u w:val="single"/>
-          </w:rPr>
-          <w:t>太13:20–21</w:t>
-        </w:r>
-      </w:hyperlink>
-      <w:r>
-        <w:rPr>
-          <w:lang w:val="zh_TW" w:bidi="zh_TW"/>
-        </w:rPr>
-        <w:t>；</w:t>
-      </w:r>
-      <w:hyperlink r:id="rId44">
-        <w:r>
-          <w:rPr>
-            <w:lang w:val="zh_TW" w:bidi="zh_TW"/>
-          </w:rPr>
-          <w:rPr>
-            <w:color w:val="0000EE"/>
-            <w:u w:val="single"/>
-          </w:rPr>
-          <w:t>可4:16–17</w:t>
-        </w:r>
-      </w:hyperlink>
-      <w:r>
-        <w:rPr>
-          <w:lang w:val="zh_TW" w:bidi="zh_TW"/>
-        </w:rPr>
-        <w:t>）。逼迫會煉淨神的子民，使他們更像耶穌。使徒在使徒行傳中的經歷，也印證了保羅的話：「</w:t>
-      </w:r>
-      <w:r>
-        <w:rPr>
-          <w:lang w:val="zh_TW" w:bidi="zh_TW"/>
-        </w:rPr>
-        <w:t>不但如此，凡立志在基督耶穌裏敬虔度日的也都要受逼迫</w:t>
-      </w:r>
-      <w:r>
-        <w:rPr>
-          <w:lang w:val="zh_TW" w:bidi="zh_TW"/>
-        </w:rPr>
-        <w:t>」（</w:t>
-      </w:r>
-      <w:hyperlink r:id="rId45">
-        <w:r>
-          <w:rPr>
-            <w:lang w:val="zh_TW" w:bidi="zh_TW"/>
-          </w:rPr>
-          <w:rPr>
-            <w:color w:val="0000EE"/>
-            <w:u w:val="single"/>
-          </w:rPr>
-          <w:t>提後3:12</w:t>
-        </w:r>
-      </w:hyperlink>
-      <w:r>
-        <w:rPr>
-          <w:lang w:val="zh_TW" w:bidi="zh_TW"/>
-        </w:rPr>
-        <w:t>；見</w:t>
-      </w:r>
-      <w:hyperlink r:id="rId46">
-        <w:r>
-          <w:rPr>
-            <w:lang w:val="zh_TW" w:bidi="zh_TW"/>
-          </w:rPr>
-          <w:rPr>
-            <w:color w:val="0000EE"/>
-            <w:u w:val="single"/>
-          </w:rPr>
-          <w:t>可10:29–30</w:t>
-        </w:r>
-      </w:hyperlink>
-      <w:r>
-        <w:rPr>
-          <w:lang w:val="zh_TW" w:bidi="zh_TW"/>
-        </w:rPr>
-        <w:t>）。</w:t>
+        <w:t>神的延遲並不總是拒絕，祂藉此提醒人們要在試煉中成長，也要珍惜兒女是神所賜的禮物。沒有孩子的家庭可以專注於對神的奉獻，甘心順服祂的旨意。有些夫妻可能終其一生都不能生育，神的子民不應孤立這些經歷不育的人，而應該以愛心與支持來陪伴他們。</w:t>
       </w:r>
     </w:p>
     <w:p>
@@ -959,207 +743,10 @@
       </w:r>
       <w:r>
         <w:rPr>
-          <w:lang w:val="zh_TW" w:bidi="zh_TW"/>
-        </w:rPr>
-        <w:t>耶穌教導門徒，要做好準備，在困難的情境中為信仰辯護（</w:t>
-      </w:r>
-      <w:hyperlink r:id="rId47">
-        <w:r>
-          <w:rPr>
-            <w:lang w:val="zh_TW" w:bidi="zh_TW"/>
-          </w:rPr>
-          <w:rPr>
-            <w:color w:val="0000EE"/>
-            <w:u w:val="single"/>
-          </w:rPr>
-          <w:t>太10:18–20</w:t>
-        </w:r>
-      </w:hyperlink>
-      <w:r>
-        <w:rPr>
-          <w:lang w:val="zh_TW" w:bidi="zh_TW"/>
-        </w:rPr>
-        <w:t>；</w:t>
-      </w:r>
-      <w:hyperlink r:id="rId48">
-        <w:r>
-          <w:rPr>
-            <w:lang w:val="zh_TW" w:bidi="zh_TW"/>
-          </w:rPr>
-          <w:rPr>
-            <w:color w:val="0000EE"/>
-            <w:u w:val="single"/>
-          </w:rPr>
-          <w:t>路21:12–15</w:t>
-        </w:r>
-      </w:hyperlink>
-      <w:r>
-        <w:rPr>
-          <w:lang w:val="zh_TW" w:bidi="zh_TW"/>
-        </w:rPr>
-        <w:t>）。使徒和其他教會領袖也的確這樣做了，他們勇敢放膽，見證信仰（例如，</w:t>
-      </w:r>
-      <w:hyperlink r:id="rId49">
-        <w:r>
-          <w:rPr>
-            <w:lang w:val="zh_TW" w:bidi="zh_TW"/>
-          </w:rPr>
-          <w:rPr>
-            <w:color w:val="0000EE"/>
-            <w:u w:val="single"/>
-          </w:rPr>
-          <w:t>徒4:8–12</w:t>
-        </w:r>
-      </w:hyperlink>
-      <w:r>
-        <w:rPr>
-          <w:lang w:val="zh_TW" w:bidi="zh_TW"/>
-        </w:rPr>
-        <w:t>、</w:t>
-      </w:r>
-      <w:hyperlink r:id="rId50">
-        <w:r>
-          <w:rPr>
-            <w:lang w:val="zh_TW" w:bidi="zh_TW"/>
-          </w:rPr>
-          <w:rPr>
-            <w:color w:val="0000EE"/>
-            <w:u w:val="single"/>
-          </w:rPr>
-          <w:t>31</w:t>
-        </w:r>
-      </w:hyperlink>
-      <w:r>
-        <w:rPr>
-          <w:lang w:val="zh_TW" w:bidi="zh_TW"/>
-        </w:rPr>
-        <w:t>，</w:t>
-      </w:r>
-      <w:hyperlink r:id="rId51">
-        <w:r>
-          <w:rPr>
-            <w:lang w:val="zh_TW" w:bidi="zh_TW"/>
-          </w:rPr>
-          <w:rPr>
-            <w:color w:val="0000EE"/>
-            <w:u w:val="single"/>
-          </w:rPr>
-          <w:t>5:29–32</w:t>
-        </w:r>
-      </w:hyperlink>
-      <w:r>
-        <w:rPr>
-          <w:lang w:val="zh_TW" w:bidi="zh_TW"/>
-        </w:rPr>
-        <w:t>，</w:t>
-      </w:r>
-      <w:hyperlink r:id="rId52">
-        <w:r>
-          <w:rPr>
-            <w:lang w:val="zh_TW" w:bidi="zh_TW"/>
-          </w:rPr>
-          <w:rPr>
-            <w:color w:val="0000EE"/>
-            <w:u w:val="single"/>
-          </w:rPr>
-          <w:t>6:8–10</w:t>
-        </w:r>
-      </w:hyperlink>
-      <w:r>
-        <w:rPr>
-          <w:lang w:val="zh_TW" w:bidi="zh_TW"/>
-        </w:rPr>
-        <w:t>，</w:t>
-      </w:r>
-      <w:hyperlink r:id="rId53">
-        <w:r>
-          <w:rPr>
-            <w:lang w:val="zh_TW" w:bidi="zh_TW"/>
-          </w:rPr>
-          <w:rPr>
-            <w:color w:val="0000EE"/>
-            <w:u w:val="single"/>
-          </w:rPr>
-          <w:t>8:4–40</w:t>
-        </w:r>
-      </w:hyperlink>
-      <w:r>
-        <w:rPr>
-          <w:lang w:val="zh_TW" w:bidi="zh_TW"/>
-        </w:rPr>
-        <w:t>，</w:t>
-      </w:r>
-      <w:hyperlink r:id="rId54">
-        <w:r>
-          <w:rPr>
-            <w:lang w:val="zh_TW" w:bidi="zh_TW"/>
-          </w:rPr>
-          <w:rPr>
-            <w:color w:val="0000EE"/>
-            <w:u w:val="single"/>
-          </w:rPr>
-          <w:t>9:27</w:t>
-        </w:r>
-      </w:hyperlink>
-      <w:r>
-        <w:rPr>
-          <w:lang w:val="zh_TW" w:bidi="zh_TW"/>
-        </w:rPr>
-        <w:t>）。聖經鼓勵基督徒要以勇敢且溫和的態度為信仰辯護，必須能向提問的人清楚說明自己所信（</w:t>
-      </w:r>
-      <w:hyperlink r:id="rId55">
-        <w:r>
-          <w:rPr>
-            <w:lang w:val="zh_TW" w:bidi="zh_TW"/>
-          </w:rPr>
-          <w:rPr>
-            <w:color w:val="0000EE"/>
-            <w:u w:val="single"/>
-          </w:rPr>
-          <w:t>西4:6</w:t>
-        </w:r>
-      </w:hyperlink>
-      <w:r>
-        <w:rPr>
-          <w:lang w:val="zh_TW" w:bidi="zh_TW"/>
-        </w:rPr>
-        <w:t>；</w:t>
-      </w:r>
-      <w:hyperlink r:id="rId56">
-        <w:r>
-          <w:rPr>
-            <w:lang w:val="zh_TW" w:bidi="zh_TW"/>
-          </w:rPr>
-          <w:rPr>
-            <w:color w:val="0000EE"/>
-            <w:u w:val="single"/>
-          </w:rPr>
-          <w:t>提後2:24–25</w:t>
-        </w:r>
-      </w:hyperlink>
-      <w:r>
-        <w:rPr>
-          <w:lang w:val="zh_TW" w:bidi="zh_TW"/>
-        </w:rPr>
-        <w:t>；</w:t>
-      </w:r>
-      <w:hyperlink r:id="rId57">
-        <w:r>
-          <w:rPr>
-            <w:lang w:val="zh_TW" w:bidi="zh_TW"/>
-          </w:rPr>
-          <w:rPr>
-            <w:color w:val="0000EE"/>
-            <w:u w:val="single"/>
-          </w:rPr>
-          <w:t>彼前3:15</w:t>
-        </w:r>
-      </w:hyperlink>
-      <w:r>
-        <w:rPr>
-          <w:lang w:val="zh_TW" w:bidi="zh_TW"/>
-        </w:rPr>
-        <w:t>）。</w:t>
+          <w:u w:val="single"/>
+          <w:lang w:val="zh_TW" w:bidi="zh_TW"/>
+        </w:rPr>
+        <w:t>進深研究的經文段落</w:t>
       </w:r>
     </w:p>
     <w:p>
@@ -1169,22 +756,7 @@
           <w:lang w:val="zh_TW" w:bidi="zh_TW"/>
         </w:rPr>
       </w:r>
-      <w:r>
-        <w:rPr>
-          <w:u w:val="single"/>
-          <w:lang w:val="zh_TW" w:bidi="zh_TW"/>
-        </w:rPr>
-        <w:t>進深研究的經文段落</w:t>
-      </w:r>
-    </w:p>
-    <w:p>
-      <w:pPr/>
-      <w:r>
-        <w:rPr>
-          <w:lang w:val="zh_TW" w:bidi="zh_TW"/>
-        </w:rPr>
-      </w:r>
-      <w:hyperlink r:id="rId58">
+      <w:hyperlink r:id="rId37">
         <w:r>
           <w:rPr>
             <w:lang w:val="zh_TW" w:bidi="zh_TW"/>
@@ -1193,7 +765,7 @@
             <w:color w:val="0000EE"/>
             <w:u w:val="single"/>
           </w:rPr>
-          <w:t>王上18:2–15</w:t>
+          <w:t>創16:1–6</w:t>
         </w:r>
       </w:hyperlink>
       <w:r>
@@ -1202,7 +774,7 @@
         </w:rPr>
         <w:t>，</w:t>
       </w:r>
-      <w:hyperlink r:id="rId59">
+      <w:hyperlink r:id="rId35">
         <w:r>
           <w:rPr>
             <w:lang w:val="zh_TW" w:bidi="zh_TW"/>
@@ -1211,14 +783,50 @@
             <w:color w:val="0000EE"/>
             <w:u w:val="single"/>
           </w:rPr>
-          <w:t>19:1–18</w:t>
+          <w:t>17:15–21</w:t>
         </w:r>
       </w:hyperlink>
       <w:r>
         <w:rPr>
           <w:lang w:val="zh_TW" w:bidi="zh_TW"/>
         </w:rPr>
-        <w:t>；</w:t>
+        <w:t>，</w:t>
+      </w:r>
+      <w:hyperlink r:id="rId25">
+        <w:r>
+          <w:rPr>
+            <w:lang w:val="zh_TW" w:bidi="zh_TW"/>
+          </w:rPr>
+          <w:rPr>
+            <w:color w:val="0000EE"/>
+            <w:u w:val="single"/>
+          </w:rPr>
+          <w:t>20:17–18</w:t>
+        </w:r>
+      </w:hyperlink>
+      <w:r>
+        <w:rPr>
+          <w:lang w:val="zh_TW" w:bidi="zh_TW"/>
+        </w:rPr>
+        <w:t>，</w:t>
+      </w:r>
+      <w:hyperlink r:id="rId14">
+        <w:r>
+          <w:rPr>
+            <w:lang w:val="zh_TW" w:bidi="zh_TW"/>
+          </w:rPr>
+          <w:rPr>
+            <w:color w:val="0000EE"/>
+            <w:u w:val="single"/>
+          </w:rPr>
+          <w:t>25:21</w:t>
+        </w:r>
+      </w:hyperlink>
+      <w:r>
+        <w:rPr>
+          <w:lang w:val="zh_TW" w:bidi="zh_TW"/>
+        </w:rPr>
+        <w:t>，</w:t>
       </w:r>
       <w:hyperlink r:id="rId15">
         <w:r>
@@ -1229,16 +837,16 @@
             <w:color w:val="0000EE"/>
             <w:u w:val="single"/>
           </w:rPr>
-          <w:t>尼4:1–3</w:t>
+          <w:t>29:31</w:t>
         </w:r>
       </w:hyperlink>
       <w:r>
         <w:rPr>
           <w:lang w:val="zh_TW" w:bidi="zh_TW"/>
         </w:rPr>
-        <w:t>；</w:t>
-      </w:r>
-      <w:hyperlink r:id="rId60">
+        <w:t>，</w:t>
+      </w:r>
+      <w:hyperlink r:id="rId38">
         <w:r>
           <w:rPr>
             <w:lang w:val="zh_TW" w:bidi="zh_TW"/>
@@ -1247,16 +855,16 @@
             <w:color w:val="0000EE"/>
             <w:u w:val="single"/>
           </w:rPr>
-          <w:t>耶37:1–38:28</w:t>
+          <w:t>30:1–2</w:t>
         </w:r>
       </w:hyperlink>
       <w:r>
         <w:rPr>
           <w:lang w:val="zh_TW" w:bidi="zh_TW"/>
         </w:rPr>
-        <w:t>；</w:t>
-      </w:r>
-      <w:hyperlink r:id="rId61">
+        <w:t>、</w:t>
+      </w:r>
+      <w:hyperlink r:id="rId39">
         <w:r>
           <w:rPr>
             <w:lang w:val="zh_TW" w:bidi="zh_TW"/>
@@ -1265,14 +873,68 @@
             <w:color w:val="0000EE"/>
             <w:u w:val="single"/>
           </w:rPr>
-          <w:t>太10:16–39</w:t>
+          <w:t>22–24</w:t>
         </w:r>
       </w:hyperlink>
       <w:r>
         <w:rPr>
           <w:lang w:val="zh_TW" w:bidi="zh_TW"/>
         </w:rPr>
-        <w:t>，</w:t>
+        <w:t>；</w:t>
+      </w:r>
+      <w:hyperlink r:id="rId40">
+        <w:r>
+          <w:rPr>
+            <w:lang w:val="zh_TW" w:bidi="zh_TW"/>
+          </w:rPr>
+          <w:rPr>
+            <w:color w:val="0000EE"/>
+            <w:u w:val="single"/>
+          </w:rPr>
+          <w:t>出23:25–26</w:t>
+        </w:r>
+      </w:hyperlink>
+      <w:r>
+        <w:rPr>
+          <w:lang w:val="zh_TW" w:bidi="zh_TW"/>
+        </w:rPr>
+        <w:t>；</w:t>
+      </w:r>
+      <w:hyperlink r:id="rId41">
+        <w:r>
+          <w:rPr>
+            <w:lang w:val="zh_TW" w:bidi="zh_TW"/>
+          </w:rPr>
+          <w:rPr>
+            <w:color w:val="0000EE"/>
+            <w:u w:val="single"/>
+          </w:rPr>
+          <w:t>申7:12–15</w:t>
+        </w:r>
+      </w:hyperlink>
+      <w:r>
+        <w:rPr>
+          <w:lang w:val="zh_TW" w:bidi="zh_TW"/>
+        </w:rPr>
+        <w:t>；</w:t>
+      </w:r>
+      <w:hyperlink r:id="rId42">
+        <w:r>
+          <w:rPr>
+            <w:lang w:val="zh_TW" w:bidi="zh_TW"/>
+          </w:rPr>
+          <w:rPr>
+            <w:color w:val="0000EE"/>
+            <w:u w:val="single"/>
+          </w:rPr>
+          <w:t>士13:2–5</w:t>
+        </w:r>
+      </w:hyperlink>
+      <w:r>
+        <w:rPr>
+          <w:lang w:val="zh_TW" w:bidi="zh_TW"/>
+        </w:rPr>
+        <w:t>；</w:t>
       </w:r>
       <w:hyperlink r:id="rId43">
         <w:r>
@@ -1283,7 +945,7 @@
             <w:color w:val="0000EE"/>
             <w:u w:val="single"/>
           </w:rPr>
-          <w:t>13:20–21</w:t>
+          <w:t>撒上1:2–28</w:t>
         </w:r>
       </w:hyperlink>
       <w:r>
@@ -1292,7 +954,7 @@
         </w:rPr>
         <w:t>，</w:t>
       </w:r>
-      <w:hyperlink r:id="rId62">
+      <w:hyperlink r:id="rId44">
         <w:r>
           <w:rPr>
             <w:lang w:val="zh_TW" w:bidi="zh_TW"/>
@@ -1301,16 +963,16 @@
             <w:color w:val="0000EE"/>
             <w:u w:val="single"/>
           </w:rPr>
-          <w:t>23:34–38</w:t>
+          <w:t>2:5–7</w:t>
         </w:r>
       </w:hyperlink>
       <w:r>
         <w:rPr>
           <w:lang w:val="zh_TW" w:bidi="zh_TW"/>
         </w:rPr>
-        <w:t>，</w:t>
-      </w:r>
-      <w:hyperlink r:id="rId63">
+        <w:t>；</w:t>
+      </w:r>
+      <w:hyperlink r:id="rId45">
         <w:r>
           <w:rPr>
             <w:lang w:val="zh_TW" w:bidi="zh_TW"/>
@@ -1319,7 +981,7 @@
             <w:color w:val="0000EE"/>
             <w:u w:val="single"/>
           </w:rPr>
-          <w:t>24:9–14</w:t>
+          <w:t>詩113:5–9</w:t>
         </w:r>
       </w:hyperlink>
       <w:r>
@@ -1328,7 +990,7 @@
         </w:rPr>
         <w:t>；</w:t>
       </w:r>
-      <w:hyperlink r:id="rId64">
+      <w:hyperlink r:id="rId46">
         <w:r>
           <w:rPr>
             <w:lang w:val="zh_TW" w:bidi="zh_TW"/>
@@ -1337,16 +999,16 @@
             <w:color w:val="0000EE"/>
             <w:u w:val="single"/>
           </w:rPr>
-          <w:t>可10:29–31</w:t>
+          <w:t>賽54:1–3</w:t>
         </w:r>
       </w:hyperlink>
       <w:r>
         <w:rPr>
           <w:lang w:val="zh_TW" w:bidi="zh_TW"/>
         </w:rPr>
-        <w:t>，</w:t>
-      </w:r>
-      <w:hyperlink r:id="rId24">
+        <w:t>；</w:t>
+      </w:r>
+      <w:hyperlink r:id="rId47">
         <w:r>
           <w:rPr>
             <w:lang w:val="zh_TW" w:bidi="zh_TW"/>
@@ -1355,7 +1017,7 @@
             <w:color w:val="0000EE"/>
             <w:u w:val="single"/>
           </w:rPr>
-          <w:t>13:9–13</w:t>
+          <w:t>路1:5–25</w:t>
         </w:r>
       </w:hyperlink>
       <w:r>
@@ -1364,7 +1026,7 @@
         </w:rPr>
         <w:t>；</w:t>
       </w:r>
-      <w:hyperlink r:id="rId65">
+      <w:hyperlink r:id="rId48">
         <w:r>
           <w:rPr>
             <w:lang w:val="zh_TW" w:bidi="zh_TW"/>
@@ -1373,16 +1035,16 @@
             <w:color w:val="0000EE"/>
             <w:u w:val="single"/>
           </w:rPr>
-          <w:t>路11:47–51</w:t>
+          <w:t>羅4:19–22</w:t>
         </w:r>
       </w:hyperlink>
       <w:r>
         <w:rPr>
           <w:lang w:val="zh_TW" w:bidi="zh_TW"/>
         </w:rPr>
-        <w:t>，</w:t>
-      </w:r>
-      <w:hyperlink r:id="rId27">
+        <w:t>；</w:t>
+      </w:r>
+      <w:hyperlink r:id="rId49">
         <w:r>
           <w:rPr>
             <w:lang w:val="zh_TW" w:bidi="zh_TW"/>
@@ -1391,16 +1053,16 @@
             <w:color w:val="0000EE"/>
             <w:u w:val="single"/>
           </w:rPr>
-          <w:t>12:11–12</w:t>
+          <w:t>加4:24–28</w:t>
         </w:r>
       </w:hyperlink>
       <w:r>
         <w:rPr>
           <w:lang w:val="zh_TW" w:bidi="zh_TW"/>
         </w:rPr>
-        <w:t>，</w:t>
-      </w:r>
-      <w:hyperlink r:id="rId66">
+        <w:t>；</w:t>
+      </w:r>
+      <w:hyperlink r:id="rId50">
         <w:r>
           <w:rPr>
             <w:lang w:val="zh_TW" w:bidi="zh_TW"/>
@@ -1409,259 +1071,7 @@
             <w:color w:val="0000EE"/>
             <w:u w:val="single"/>
           </w:rPr>
-          <w:t>21:12–19</w:t>
-        </w:r>
-      </w:hyperlink>
-      <w:r>
-        <w:rPr>
-          <w:lang w:val="zh_TW" w:bidi="zh_TW"/>
-        </w:rPr>
-        <w:t>；</w:t>
-      </w:r>
-      <w:hyperlink r:id="rId67">
-        <w:r>
-          <w:rPr>
-            <w:lang w:val="zh_TW" w:bidi="zh_TW"/>
-          </w:rPr>
-          <w:rPr>
-            <w:color w:val="0000EE"/>
-            <w:u w:val="single"/>
-          </w:rPr>
-          <w:t>約16:1–4</w:t>
-        </w:r>
-      </w:hyperlink>
-      <w:r>
-        <w:rPr>
-          <w:lang w:val="zh_TW" w:bidi="zh_TW"/>
-        </w:rPr>
-        <w:t>；</w:t>
-      </w:r>
-      <w:hyperlink r:id="rId68">
-        <w:r>
-          <w:rPr>
-            <w:lang w:val="zh_TW" w:bidi="zh_TW"/>
-          </w:rPr>
-          <w:rPr>
-            <w:color w:val="0000EE"/>
-            <w:u w:val="single"/>
-          </w:rPr>
-          <w:t>徒4:13–31</w:t>
-        </w:r>
-      </w:hyperlink>
-      <w:r>
-        <w:rPr>
-          <w:lang w:val="zh_TW" w:bidi="zh_TW"/>
-        </w:rPr>
-        <w:t>，</w:t>
-      </w:r>
-      <w:hyperlink r:id="rId69">
-        <w:r>
-          <w:rPr>
-            <w:lang w:val="zh_TW" w:bidi="zh_TW"/>
-          </w:rPr>
-          <w:rPr>
-            <w:color w:val="0000EE"/>
-            <w:u w:val="single"/>
-          </w:rPr>
-          <w:t>5:17–42</w:t>
-        </w:r>
-      </w:hyperlink>
-      <w:r>
-        <w:rPr>
-          <w:lang w:val="zh_TW" w:bidi="zh_TW"/>
-        </w:rPr>
-        <w:t>，</w:t>
-      </w:r>
-      <w:hyperlink r:id="rId70">
-        <w:r>
-          <w:rPr>
-            <w:lang w:val="zh_TW" w:bidi="zh_TW"/>
-          </w:rPr>
-          <w:rPr>
-            <w:color w:val="0000EE"/>
-            <w:u w:val="single"/>
-          </w:rPr>
-          <w:t>6:8–8:4</w:t>
-        </w:r>
-      </w:hyperlink>
-      <w:r>
-        <w:rPr>
-          <w:lang w:val="zh_TW" w:bidi="zh_TW"/>
-        </w:rPr>
-        <w:t>，</w:t>
-      </w:r>
-      <w:hyperlink r:id="rId71">
-        <w:r>
-          <w:rPr>
-            <w:lang w:val="zh_TW" w:bidi="zh_TW"/>
-          </w:rPr>
-          <w:rPr>
-            <w:color w:val="0000EE"/>
-            <w:u w:val="single"/>
-          </w:rPr>
-          <w:t>9:1–31</w:t>
-        </w:r>
-      </w:hyperlink>
-      <w:r>
-        <w:rPr>
-          <w:lang w:val="zh_TW" w:bidi="zh_TW"/>
-        </w:rPr>
-        <w:t>，</w:t>
-      </w:r>
-      <w:hyperlink r:id="rId72">
-        <w:r>
-          <w:rPr>
-            <w:lang w:val="zh_TW" w:bidi="zh_TW"/>
-          </w:rPr>
-          <w:rPr>
-            <w:color w:val="0000EE"/>
-            <w:u w:val="single"/>
-          </w:rPr>
-          <w:t>12:1–19</w:t>
-        </w:r>
-      </w:hyperlink>
-      <w:r>
-        <w:rPr>
-          <w:lang w:val="zh_TW" w:bidi="zh_TW"/>
-        </w:rPr>
-        <w:t>，</w:t>
-      </w:r>
-      <w:hyperlink r:id="rId73">
-        <w:r>
-          <w:rPr>
-            <w:lang w:val="zh_TW" w:bidi="zh_TW"/>
-          </w:rPr>
-          <w:rPr>
-            <w:color w:val="0000EE"/>
-            <w:u w:val="single"/>
-          </w:rPr>
-          <w:t>14:1–7</w:t>
-        </w:r>
-      </w:hyperlink>
-      <w:r>
-        <w:rPr>
-          <w:lang w:val="zh_TW" w:bidi="zh_TW"/>
-        </w:rPr>
-        <w:t>，</w:t>
-      </w:r>
-      <w:hyperlink r:id="rId74">
-        <w:r>
-          <w:rPr>
-            <w:lang w:val="zh_TW" w:bidi="zh_TW"/>
-          </w:rPr>
-          <w:rPr>
-            <w:color w:val="0000EE"/>
-            <w:u w:val="single"/>
-          </w:rPr>
-          <w:t>22:3–29</w:t>
-        </w:r>
-      </w:hyperlink>
-      <w:r>
-        <w:rPr>
-          <w:lang w:val="zh_TW" w:bidi="zh_TW"/>
-        </w:rPr>
-        <w:t>，</w:t>
-      </w:r>
-      <w:hyperlink r:id="rId75">
-        <w:r>
-          <w:rPr>
-            <w:lang w:val="zh_TW" w:bidi="zh_TW"/>
-          </w:rPr>
-          <w:rPr>
-            <w:color w:val="0000EE"/>
-            <w:u w:val="single"/>
-          </w:rPr>
-          <w:t>23:12–31</w:t>
-        </w:r>
-      </w:hyperlink>
-      <w:r>
-        <w:rPr>
-          <w:lang w:val="zh_TW" w:bidi="zh_TW"/>
-        </w:rPr>
-        <w:t>，</w:t>
-      </w:r>
-      <w:hyperlink r:id="rId34">
-        <w:r>
-          <w:rPr>
-            <w:lang w:val="zh_TW" w:bidi="zh_TW"/>
-          </w:rPr>
-          <w:rPr>
-            <w:color w:val="0000EE"/>
-            <w:u w:val="single"/>
-          </w:rPr>
-          <w:t>26:9–11</w:t>
-        </w:r>
-      </w:hyperlink>
-      <w:r>
-        <w:rPr>
-          <w:lang w:val="zh_TW" w:bidi="zh_TW"/>
-        </w:rPr>
-        <w:t>；</w:t>
-      </w:r>
-      <w:hyperlink r:id="rId36">
-        <w:r>
-          <w:rPr>
-            <w:lang w:val="zh_TW" w:bidi="zh_TW"/>
-          </w:rPr>
-          <w:rPr>
-            <w:color w:val="0000EE"/>
-            <w:u w:val="single"/>
-          </w:rPr>
-          <w:t>加1:13</w:t>
-        </w:r>
-      </w:hyperlink>
-      <w:r>
-        <w:rPr>
-          <w:lang w:val="zh_TW" w:bidi="zh_TW"/>
-        </w:rPr>
-        <w:t>；</w:t>
-      </w:r>
-      <w:hyperlink r:id="rId19">
-        <w:r>
-          <w:rPr>
-            <w:lang w:val="zh_TW" w:bidi="zh_TW"/>
-          </w:rPr>
-          <w:rPr>
-            <w:color w:val="0000EE"/>
-            <w:u w:val="single"/>
-          </w:rPr>
-          <w:t>帖前2:14–16</w:t>
-        </w:r>
-      </w:hyperlink>
-      <w:r>
-        <w:rPr>
-          <w:lang w:val="zh_TW" w:bidi="zh_TW"/>
-        </w:rPr>
-        <w:t>；</w:t>
-      </w:r>
-      <w:hyperlink r:id="rId76">
-        <w:r>
-          <w:rPr>
-            <w:lang w:val="zh_TW" w:bidi="zh_TW"/>
-          </w:rPr>
-          <w:rPr>
-            <w:color w:val="0000EE"/>
-            <w:u w:val="single"/>
-          </w:rPr>
-          <w:t>提後3:11–14</w:t>
-        </w:r>
-      </w:hyperlink>
-      <w:r>
-        <w:rPr>
-          <w:lang w:val="zh_TW" w:bidi="zh_TW"/>
-        </w:rPr>
-        <w:t>；</w:t>
-      </w:r>
-      <w:hyperlink r:id="rId77">
-        <w:r>
-          <w:rPr>
-            <w:lang w:val="zh_TW" w:bidi="zh_TW"/>
-          </w:rPr>
-          <w:rPr>
-            <w:color w:val="0000EE"/>
-            <w:u w:val="single"/>
-          </w:rPr>
-          <w:t>彼前3:13–18</w:t>
+          <w:t>來11:11–12</w:t>
         </w:r>
       </w:hyperlink>
       <w:r>

--- a/zht/docx/006.content.docx
+++ b/zht/docx/006.content.docx
@@ -19,7 +19,7 @@
         <w:rPr>
           <w:lang w:val="zh_TW" w:bidi="zh_TW"/>
         </w:rPr>
-        <w:t>Resource: Tyndale Open Study Notes</w:t>
+        <w:t>Resource: Aquifer Open Study Notes (Themes)</w:t>
       </w:r>
       <w:r>
         <w:rPr>
@@ -112,7 +112,7 @@
         <w:rPr>
           <w:lang w:val="zh_TW" w:bidi="zh_TW"/>
         </w:rPr>
-        <w:t>Tyndale Open Study Notes</w:t>
+        <w:t>Aquifer Open Study Notes (Themes)</w:t>
       </w:r>
     </w:p>
     <w:p>

--- a/zht/docx/006.content.docx
+++ b/zht/docx/006.content.docx
@@ -233,60 +233,36 @@
         </w:rPr>
         <w:t>幾乎所有族長的妻子，都曾經歷不能生育（無法生子）的困難，之後才得著孩子。唯一可能的例外是利亞，即便如此，她在某段時間內也不能生育（</w:t>
       </w:r>
-      <w:hyperlink r:id="rId13">
-        <w:r>
-          <w:rPr>
-            <w:lang w:val="zh_TW" w:bidi="zh_TW"/>
-          </w:rPr>
-          <w:rPr>
-            <w:color w:val="0000EE"/>
-            <w:u w:val="single"/>
-          </w:rPr>
-          <w:t>創11:30，</w:t>
-        </w:r>
-      </w:hyperlink>
-      <w:hyperlink r:id="rId14">
-        <w:r>
-          <w:rPr>
-            <w:lang w:val="zh_TW" w:bidi="zh_TW"/>
-          </w:rPr>
-          <w:rPr>
-            <w:color w:val="0000EE"/>
-            <w:u w:val="single"/>
-          </w:rPr>
-          <w:t>25:21，</w:t>
-        </w:r>
-      </w:hyperlink>
-      <w:hyperlink r:id="rId15">
-        <w:r>
-          <w:rPr>
-            <w:lang w:val="zh_TW" w:bidi="zh_TW"/>
-          </w:rPr>
-          <w:rPr>
-            <w:color w:val="0000EE"/>
-            <w:u w:val="single"/>
-          </w:rPr>
-          <w:t>29:31</w:t>
-        </w:r>
-      </w:hyperlink>
+      <w:r>
+        <w:rPr>
+          <w:lang w:val="zh_TW" w:bidi="zh_TW"/>
+        </w:rPr>
+        <w:t>創11:30，</w:t>
+      </w:r>
+      <w:r>
+        <w:rPr>
+          <w:lang w:val="zh_TW" w:bidi="zh_TW"/>
+        </w:rPr>
+        <w:t>25:21，</w:t>
+      </w:r>
+      <w:r>
+        <w:rPr>
+          <w:lang w:val="zh_TW" w:bidi="zh_TW"/>
+        </w:rPr>
+        <w:t>29:31</w:t>
+      </w:r>
       <w:r>
         <w:rPr>
           <w:lang w:val="zh_TW" w:bidi="zh_TW"/>
         </w:rPr>
         <w:t>；另見</w:t>
       </w:r>
-      <w:hyperlink r:id="rId16">
-        <w:r>
-          <w:rPr>
-            <w:lang w:val="zh_TW" w:bidi="zh_TW"/>
-          </w:rPr>
-          <w:rPr>
-            <w:color w:val="0000EE"/>
-            <w:u w:val="single"/>
-          </w:rPr>
-          <w:t>撒上1:1–18</w:t>
-        </w:r>
-      </w:hyperlink>
+      <w:r>
+        <w:rPr>
+          <w:lang w:val="zh_TW" w:bidi="zh_TW"/>
+        </w:rPr>
+        <w:t>撒上1:1–18</w:t>
+      </w:r>
       <w:r>
         <w:rPr>
           <w:lang w:val="zh_TW" w:bidi="zh_TW"/>
@@ -307,144 +283,90 @@
         </w:rPr>
         <w:t>因此，在當時的社會中，不能生育對婦女來說是極大的羞辱（</w:t>
       </w:r>
-      <w:hyperlink r:id="rId17">
-        <w:r>
-          <w:rPr>
-            <w:lang w:val="zh_TW" w:bidi="zh_TW"/>
-          </w:rPr>
-          <w:rPr>
-            <w:color w:val="0000EE"/>
-            <w:u w:val="single"/>
-          </w:rPr>
-          <w:t>詩113:9</w:t>
-        </w:r>
-      </w:hyperlink>
+      <w:r>
+        <w:rPr>
+          <w:lang w:val="zh_TW" w:bidi="zh_TW"/>
+        </w:rPr>
+        <w:t>詩113:9</w:t>
+      </w:r>
       <w:r>
         <w:rPr>
           <w:lang w:val="zh_TW" w:bidi="zh_TW"/>
         </w:rPr>
         <w:t>；</w:t>
       </w:r>
-      <w:hyperlink r:id="rId18">
-        <w:r>
-          <w:rPr>
-            <w:lang w:val="zh_TW" w:bidi="zh_TW"/>
-          </w:rPr>
-          <w:rPr>
-            <w:color w:val="0000EE"/>
-            <w:u w:val="single"/>
-          </w:rPr>
-          <w:t>箴30:15–16</w:t>
-        </w:r>
-      </w:hyperlink>
+      <w:r>
+        <w:rPr>
+          <w:lang w:val="zh_TW" w:bidi="zh_TW"/>
+        </w:rPr>
+        <w:t>箴30:15–16</w:t>
+      </w:r>
       <w:r>
         <w:rPr>
           <w:lang w:val="zh_TW" w:bidi="zh_TW"/>
         </w:rPr>
         <w:t>；</w:t>
       </w:r>
-      <w:hyperlink r:id="rId19">
-        <w:r>
-          <w:rPr>
-            <w:lang w:val="zh_TW" w:bidi="zh_TW"/>
-          </w:rPr>
-          <w:rPr>
-            <w:color w:val="0000EE"/>
-            <w:u w:val="single"/>
-          </w:rPr>
-          <w:t>賽54:1</w:t>
-        </w:r>
-      </w:hyperlink>
+      <w:r>
+        <w:rPr>
+          <w:lang w:val="zh_TW" w:bidi="zh_TW"/>
+        </w:rPr>
+        <w:t>賽54:1</w:t>
+      </w:r>
       <w:r>
         <w:rPr>
           <w:lang w:val="zh_TW" w:bidi="zh_TW"/>
         </w:rPr>
         <w:t>）。她們認為自己是神所創造的生命器皿（</w:t>
       </w:r>
-      <w:hyperlink r:id="rId20">
-        <w:r>
-          <w:rPr>
-            <w:lang w:val="zh_TW" w:bidi="zh_TW"/>
-          </w:rPr>
-          <w:rPr>
-            <w:color w:val="0000EE"/>
-            <w:u w:val="single"/>
-          </w:rPr>
-          <w:t>創1:28，</w:t>
-        </w:r>
-      </w:hyperlink>
-      <w:hyperlink r:id="rId21">
-        <w:r>
-          <w:rPr>
-            <w:lang w:val="zh_TW" w:bidi="zh_TW"/>
-          </w:rPr>
-          <w:rPr>
-            <w:color w:val="0000EE"/>
-            <w:u w:val="single"/>
-          </w:rPr>
-          <w:t>3:20</w:t>
-        </w:r>
-      </w:hyperlink>
+      <w:r>
+        <w:rPr>
+          <w:lang w:val="zh_TW" w:bidi="zh_TW"/>
+        </w:rPr>
+        <w:t>創1:28，</w:t>
+      </w:r>
+      <w:r>
+        <w:rPr>
+          <w:lang w:val="zh_TW" w:bidi="zh_TW"/>
+        </w:rPr>
+        <w:t>3:20</w:t>
+      </w:r>
       <w:r>
         <w:rPr>
           <w:lang w:val="zh_TW" w:bidi="zh_TW"/>
         </w:rPr>
         <w:t>），所以不能生育常被視為失去祝福、失去人生目標與渴望的象徵（</w:t>
       </w:r>
-      <w:hyperlink r:id="rId20">
-        <w:r>
-          <w:rPr>
-            <w:lang w:val="zh_TW" w:bidi="zh_TW"/>
-          </w:rPr>
-          <w:rPr>
-            <w:color w:val="0000EE"/>
-            <w:u w:val="single"/>
-          </w:rPr>
-          <w:t>1:28</w:t>
-        </w:r>
-      </w:hyperlink>
+      <w:r>
+        <w:rPr>
+          <w:lang w:val="zh_TW" w:bidi="zh_TW"/>
+        </w:rPr>
+        <w:t>1:28</w:t>
+      </w:r>
       <w:r>
         <w:rPr>
           <w:lang w:val="zh_TW" w:bidi="zh_TW"/>
         </w:rPr>
         <w:t>）。不能生育帶來羞辱、譏笑與強烈的嫉妒（</w:t>
       </w:r>
-      <w:hyperlink r:id="rId22">
-        <w:r>
-          <w:rPr>
-            <w:lang w:val="zh_TW" w:bidi="zh_TW"/>
-          </w:rPr>
-          <w:rPr>
-            <w:color w:val="0000EE"/>
-            <w:u w:val="single"/>
-          </w:rPr>
-          <w:t>撒上1:7；</w:t>
-        </w:r>
-      </w:hyperlink>
-      <w:hyperlink r:id="rId23">
-        <w:r>
-          <w:rPr>
-            <w:lang w:val="zh_TW" w:bidi="zh_TW"/>
-          </w:rPr>
-          <w:rPr>
-            <w:color w:val="0000EE"/>
-            <w:u w:val="single"/>
-          </w:rPr>
-          <w:t>創16:4，</w:t>
-        </w:r>
-      </w:hyperlink>
-      <w:hyperlink r:id="rId24">
-        <w:r>
-          <w:rPr>
-            <w:lang w:val="zh_TW" w:bidi="zh_TW"/>
-          </w:rPr>
-          <w:rPr>
-            <w:color w:val="0000EE"/>
-            <w:u w:val="single"/>
-          </w:rPr>
-          <w:t>30:1</w:t>
-        </w:r>
-      </w:hyperlink>
+      <w:r>
+        <w:rPr>
+          <w:lang w:val="zh_TW" w:bidi="zh_TW"/>
+        </w:rPr>
+        <w:t>撒上1:7；</w:t>
+      </w:r>
+      <w:r>
+        <w:rPr>
+          <w:lang w:val="zh_TW" w:bidi="zh_TW"/>
+        </w:rPr>
+        <w:t>創16:4，</w:t>
+      </w:r>
+      <w:r>
+        <w:rPr>
+          <w:lang w:val="zh_TW" w:bidi="zh_TW"/>
+        </w:rPr>
+        <w:t>30:1</w:t>
+      </w:r>
       <w:r>
         <w:rPr>
           <w:lang w:val="zh_TW" w:bidi="zh_TW"/>
@@ -465,156 +387,96 @@
         </w:rPr>
         <w:t>在舊約聖經中，不能生育是與神有關的議題。創造之主掌管人的生育能力（</w:t>
       </w:r>
-      <w:hyperlink r:id="rId25">
-        <w:r>
-          <w:rPr>
-            <w:lang w:val="zh_TW" w:bidi="zh_TW"/>
-          </w:rPr>
-          <w:rPr>
-            <w:color w:val="0000EE"/>
-            <w:u w:val="single"/>
-          </w:rPr>
-          <w:t>創20:17–18，</w:t>
-        </w:r>
-      </w:hyperlink>
-      <w:hyperlink r:id="rId26">
-        <w:r>
-          <w:rPr>
-            <w:lang w:val="zh_TW" w:bidi="zh_TW"/>
-          </w:rPr>
-          <w:rPr>
-            <w:color w:val="0000EE"/>
-            <w:u w:val="single"/>
-          </w:rPr>
-          <w:t>30:2、</w:t>
-        </w:r>
-      </w:hyperlink>
-      <w:hyperlink r:id="rId27">
-        <w:r>
-          <w:rPr>
-            <w:lang w:val="zh_TW" w:bidi="zh_TW"/>
-          </w:rPr>
-          <w:rPr>
-            <w:color w:val="0000EE"/>
-            <w:u w:val="single"/>
-          </w:rPr>
-          <w:t>22–23</w:t>
-        </w:r>
-      </w:hyperlink>
+      <w:r>
+        <w:rPr>
+          <w:lang w:val="zh_TW" w:bidi="zh_TW"/>
+        </w:rPr>
+        <w:t>創20:17–18，</w:t>
+      </w:r>
+      <w:r>
+        <w:rPr>
+          <w:lang w:val="zh_TW" w:bidi="zh_TW"/>
+        </w:rPr>
+        <w:t>30:2、</w:t>
+      </w:r>
+      <w:r>
+        <w:rPr>
+          <w:lang w:val="zh_TW" w:bidi="zh_TW"/>
+        </w:rPr>
+        <w:t>22–23</w:t>
+      </w:r>
       <w:r>
         <w:rPr>
           <w:lang w:val="zh_TW" w:bidi="zh_TW"/>
         </w:rPr>
         <w:t>；</w:t>
       </w:r>
-      <w:hyperlink r:id="rId28">
-        <w:r>
-          <w:rPr>
-            <w:lang w:val="zh_TW" w:bidi="zh_TW"/>
-          </w:rPr>
-          <w:rPr>
-            <w:color w:val="0000EE"/>
-            <w:u w:val="single"/>
-          </w:rPr>
-          <w:t>撒上1:6、</w:t>
-        </w:r>
-      </w:hyperlink>
-      <w:hyperlink r:id="rId29">
-        <w:r>
-          <w:rPr>
-            <w:lang w:val="zh_TW" w:bidi="zh_TW"/>
-          </w:rPr>
-          <w:rPr>
-            <w:color w:val="0000EE"/>
-            <w:u w:val="single"/>
-          </w:rPr>
-          <w:t>27</w:t>
-        </w:r>
-      </w:hyperlink>
+      <w:r>
+        <w:rPr>
+          <w:lang w:val="zh_TW" w:bidi="zh_TW"/>
+        </w:rPr>
+        <w:t>撒上1:6、</w:t>
+      </w:r>
+      <w:r>
+        <w:rPr>
+          <w:lang w:val="zh_TW" w:bidi="zh_TW"/>
+        </w:rPr>
+        <w:t>27</w:t>
+      </w:r>
       <w:r>
         <w:rPr>
           <w:lang w:val="zh_TW" w:bidi="zh_TW"/>
         </w:rPr>
         <w:t>）。祂按著祂的計劃與應許，決定誰能懷孕（</w:t>
       </w:r>
-      <w:hyperlink r:id="rId30">
-        <w:r>
-          <w:rPr>
-            <w:lang w:val="zh_TW" w:bidi="zh_TW"/>
-          </w:rPr>
-          <w:rPr>
-            <w:color w:val="0000EE"/>
-            <w:u w:val="single"/>
-          </w:rPr>
-          <w:t>創17:19，</w:t>
-        </w:r>
-      </w:hyperlink>
-      <w:hyperlink r:id="rId26">
-        <w:r>
-          <w:rPr>
-            <w:lang w:val="zh_TW" w:bidi="zh_TW"/>
-          </w:rPr>
-          <w:rPr>
-            <w:color w:val="0000EE"/>
-            <w:u w:val="single"/>
-          </w:rPr>
-          <w:t>30:2</w:t>
-        </w:r>
-      </w:hyperlink>
+      <w:r>
+        <w:rPr>
+          <w:lang w:val="zh_TW" w:bidi="zh_TW"/>
+        </w:rPr>
+        <w:t>創17:19，</w:t>
+      </w:r>
+      <w:r>
+        <w:rPr>
+          <w:lang w:val="zh_TW" w:bidi="zh_TW"/>
+        </w:rPr>
+        <w:t>30:2</w:t>
+      </w:r>
       <w:r>
         <w:rPr>
           <w:lang w:val="zh_TW" w:bidi="zh_TW"/>
         </w:rPr>
         <w:t>；</w:t>
       </w:r>
-      <w:hyperlink r:id="rId17">
-        <w:r>
-          <w:rPr>
-            <w:lang w:val="zh_TW" w:bidi="zh_TW"/>
-          </w:rPr>
-          <w:rPr>
-            <w:color w:val="0000EE"/>
-            <w:u w:val="single"/>
-          </w:rPr>
-          <w:t>詩113:9</w:t>
-        </w:r>
-      </w:hyperlink>
+      <w:r>
+        <w:rPr>
+          <w:lang w:val="zh_TW" w:bidi="zh_TW"/>
+        </w:rPr>
+        <w:t>詩113:9</w:t>
+      </w:r>
       <w:r>
         <w:rPr>
           <w:lang w:val="zh_TW" w:bidi="zh_TW"/>
         </w:rPr>
         <w:t>；</w:t>
       </w:r>
-      <w:hyperlink r:id="rId31">
-        <w:r>
-          <w:rPr>
-            <w:lang w:val="zh_TW" w:bidi="zh_TW"/>
-          </w:rPr>
-          <w:rPr>
-            <w:color w:val="0000EE"/>
-            <w:u w:val="single"/>
-          </w:rPr>
-          <w:t>路1:11–20</w:t>
-        </w:r>
-      </w:hyperlink>
+      <w:r>
+        <w:rPr>
+          <w:lang w:val="zh_TW" w:bidi="zh_TW"/>
+        </w:rPr>
+        <w:t>路1:11–20</w:t>
+      </w:r>
       <w:r>
         <w:rPr>
           <w:lang w:val="zh_TW" w:bidi="zh_TW"/>
         </w:rPr>
         <w:t>；</w:t>
       </w:r>
-      <w:hyperlink r:id="rId32">
-        <w:r>
-          <w:rPr>
-            <w:lang w:val="zh_TW" w:bidi="zh_TW"/>
-          </w:rPr>
-          <w:rPr>
-            <w:color w:val="0000EE"/>
-            <w:u w:val="single"/>
-          </w:rPr>
-          <w:t>羅4:19</w:t>
-        </w:r>
-      </w:hyperlink>
+      <w:r>
+        <w:rPr>
+          <w:lang w:val="zh_TW" w:bidi="zh_TW"/>
+        </w:rPr>
+        <w:t>羅4:19</w:t>
+      </w:r>
       <w:r>
         <w:rPr>
           <w:lang w:val="zh_TW" w:bidi="zh_TW"/>
@@ -635,84 +497,54 @@
         </w:rPr>
         <w:t>無法懷孕是一種信心的試煉，也鼓勵人禱告與耐心等候（</w:t>
       </w:r>
-      <w:hyperlink r:id="rId14">
-        <w:r>
-          <w:rPr>
-            <w:lang w:val="zh_TW" w:bidi="zh_TW"/>
-          </w:rPr>
-          <w:rPr>
-            <w:color w:val="0000EE"/>
-            <w:u w:val="single"/>
-          </w:rPr>
-          <w:t>創25:21</w:t>
-        </w:r>
-      </w:hyperlink>
+      <w:r>
+        <w:rPr>
+          <w:lang w:val="zh_TW" w:bidi="zh_TW"/>
+        </w:rPr>
+        <w:t>創25:21</w:t>
+      </w:r>
       <w:r>
         <w:rPr>
           <w:lang w:val="zh_TW" w:bidi="zh_TW"/>
         </w:rPr>
         <w:t>；</w:t>
       </w:r>
-      <w:hyperlink r:id="rId33">
-        <w:r>
-          <w:rPr>
-            <w:lang w:val="zh_TW" w:bidi="zh_TW"/>
-          </w:rPr>
-          <w:rPr>
-            <w:color w:val="0000EE"/>
-            <w:u w:val="single"/>
-          </w:rPr>
-          <w:t>撒上1:11</w:t>
-        </w:r>
-      </w:hyperlink>
+      <w:r>
+        <w:rPr>
+          <w:lang w:val="zh_TW" w:bidi="zh_TW"/>
+        </w:rPr>
+        <w:t>撒上1:11</w:t>
+      </w:r>
       <w:r>
         <w:rPr>
           <w:lang w:val="zh_TW" w:bidi="zh_TW"/>
         </w:rPr>
         <w:t>）。亞伯拉罕在得著兒子之前，就已學會信靠神的（</w:t>
       </w:r>
-      <w:hyperlink r:id="rId34">
-        <w:r>
-          <w:rPr>
-            <w:lang w:val="zh_TW" w:bidi="zh_TW"/>
-          </w:rPr>
-          <w:rPr>
-            <w:color w:val="0000EE"/>
-            <w:u w:val="single"/>
-          </w:rPr>
-          <w:t>創15:4–6，</w:t>
-        </w:r>
-      </w:hyperlink>
-      <w:hyperlink r:id="rId35">
-        <w:r>
-          <w:rPr>
-            <w:lang w:val="zh_TW" w:bidi="zh_TW"/>
-          </w:rPr>
-          <w:rPr>
-            <w:color w:val="0000EE"/>
-            <w:u w:val="single"/>
-          </w:rPr>
-          <w:t>17:15–21</w:t>
-        </w:r>
-      </w:hyperlink>
+      <w:r>
+        <w:rPr>
+          <w:lang w:val="zh_TW" w:bidi="zh_TW"/>
+        </w:rPr>
+        <w:t>創15:4–6，</w:t>
+      </w:r>
+      <w:r>
+        <w:rPr>
+          <w:lang w:val="zh_TW" w:bidi="zh_TW"/>
+        </w:rPr>
+        <w:t>17:15–21</w:t>
+      </w:r>
       <w:r>
         <w:rPr>
           <w:lang w:val="zh_TW" w:bidi="zh_TW"/>
         </w:rPr>
         <w:t>；</w:t>
       </w:r>
-      <w:hyperlink r:id="rId36">
-        <w:r>
-          <w:rPr>
-            <w:lang w:val="zh_TW" w:bidi="zh_TW"/>
-          </w:rPr>
-          <w:rPr>
-            <w:color w:val="0000EE"/>
-            <w:u w:val="single"/>
-          </w:rPr>
-          <w:t>羅4:20–22</w:t>
-        </w:r>
-      </w:hyperlink>
+      <w:r>
+        <w:rPr>
+          <w:lang w:val="zh_TW" w:bidi="zh_TW"/>
+        </w:rPr>
+        <w:t>羅4:20–22</w:t>
+      </w:r>
       <w:r>
         <w:rPr>
           <w:lang w:val="zh_TW" w:bidi="zh_TW"/>
@@ -756,324 +588,216 @@
           <w:lang w:val="zh_TW" w:bidi="zh_TW"/>
         </w:rPr>
       </w:r>
-      <w:hyperlink r:id="rId37">
-        <w:r>
-          <w:rPr>
-            <w:lang w:val="zh_TW" w:bidi="zh_TW"/>
-          </w:rPr>
-          <w:rPr>
-            <w:color w:val="0000EE"/>
-            <w:u w:val="single"/>
-          </w:rPr>
-          <w:t>創16:1–6</w:t>
-        </w:r>
-      </w:hyperlink>
+      <w:r>
+        <w:rPr>
+          <w:lang w:val="zh_TW" w:bidi="zh_TW"/>
+        </w:rPr>
+        <w:t>創16:1–6</w:t>
+      </w:r>
       <w:r>
         <w:rPr>
           <w:lang w:val="zh_TW" w:bidi="zh_TW"/>
         </w:rPr>
         <w:t>，</w:t>
       </w:r>
-      <w:hyperlink r:id="rId35">
-        <w:r>
-          <w:rPr>
-            <w:lang w:val="zh_TW" w:bidi="zh_TW"/>
-          </w:rPr>
-          <w:rPr>
-            <w:color w:val="0000EE"/>
-            <w:u w:val="single"/>
-          </w:rPr>
-          <w:t>17:15–21</w:t>
-        </w:r>
-      </w:hyperlink>
+      <w:r>
+        <w:rPr>
+          <w:lang w:val="zh_TW" w:bidi="zh_TW"/>
+        </w:rPr>
+        <w:t>17:15–21</w:t>
+      </w:r>
       <w:r>
         <w:rPr>
           <w:lang w:val="zh_TW" w:bidi="zh_TW"/>
         </w:rPr>
         <w:t>，</w:t>
       </w:r>
-      <w:hyperlink r:id="rId25">
-        <w:r>
-          <w:rPr>
-            <w:lang w:val="zh_TW" w:bidi="zh_TW"/>
-          </w:rPr>
-          <w:rPr>
-            <w:color w:val="0000EE"/>
-            <w:u w:val="single"/>
-          </w:rPr>
-          <w:t>20:17–18</w:t>
-        </w:r>
-      </w:hyperlink>
+      <w:r>
+        <w:rPr>
+          <w:lang w:val="zh_TW" w:bidi="zh_TW"/>
+        </w:rPr>
+        <w:t>20:17–18</w:t>
+      </w:r>
       <w:r>
         <w:rPr>
           <w:lang w:val="zh_TW" w:bidi="zh_TW"/>
         </w:rPr>
         <w:t>，</w:t>
       </w:r>
-      <w:hyperlink r:id="rId14">
-        <w:r>
-          <w:rPr>
-            <w:lang w:val="zh_TW" w:bidi="zh_TW"/>
-          </w:rPr>
-          <w:rPr>
-            <w:color w:val="0000EE"/>
-            <w:u w:val="single"/>
-          </w:rPr>
-          <w:t>25:21</w:t>
-        </w:r>
-      </w:hyperlink>
+      <w:r>
+        <w:rPr>
+          <w:lang w:val="zh_TW" w:bidi="zh_TW"/>
+        </w:rPr>
+        <w:t>25:21</w:t>
+      </w:r>
       <w:r>
         <w:rPr>
           <w:lang w:val="zh_TW" w:bidi="zh_TW"/>
         </w:rPr>
         <w:t>，</w:t>
       </w:r>
-      <w:hyperlink r:id="rId15">
-        <w:r>
-          <w:rPr>
-            <w:lang w:val="zh_TW" w:bidi="zh_TW"/>
-          </w:rPr>
-          <w:rPr>
-            <w:color w:val="0000EE"/>
-            <w:u w:val="single"/>
-          </w:rPr>
-          <w:t>29:31</w:t>
-        </w:r>
-      </w:hyperlink>
+      <w:r>
+        <w:rPr>
+          <w:lang w:val="zh_TW" w:bidi="zh_TW"/>
+        </w:rPr>
+        <w:t>29:31</w:t>
+      </w:r>
       <w:r>
         <w:rPr>
           <w:lang w:val="zh_TW" w:bidi="zh_TW"/>
         </w:rPr>
         <w:t>，</w:t>
       </w:r>
-      <w:hyperlink r:id="rId38">
-        <w:r>
-          <w:rPr>
-            <w:lang w:val="zh_TW" w:bidi="zh_TW"/>
-          </w:rPr>
-          <w:rPr>
-            <w:color w:val="0000EE"/>
-            <w:u w:val="single"/>
-          </w:rPr>
-          <w:t>30:1–2</w:t>
-        </w:r>
-      </w:hyperlink>
+      <w:r>
+        <w:rPr>
+          <w:lang w:val="zh_TW" w:bidi="zh_TW"/>
+        </w:rPr>
+        <w:t>30:1–2</w:t>
+      </w:r>
       <w:r>
         <w:rPr>
           <w:lang w:val="zh_TW" w:bidi="zh_TW"/>
         </w:rPr>
         <w:t>、</w:t>
       </w:r>
-      <w:hyperlink r:id="rId39">
-        <w:r>
-          <w:rPr>
-            <w:lang w:val="zh_TW" w:bidi="zh_TW"/>
-          </w:rPr>
-          <w:rPr>
-            <w:color w:val="0000EE"/>
-            <w:u w:val="single"/>
-          </w:rPr>
-          <w:t>22–24</w:t>
-        </w:r>
-      </w:hyperlink>
+      <w:r>
+        <w:rPr>
+          <w:lang w:val="zh_TW" w:bidi="zh_TW"/>
+        </w:rPr>
+        <w:t>22–24</w:t>
+      </w:r>
       <w:r>
         <w:rPr>
           <w:lang w:val="zh_TW" w:bidi="zh_TW"/>
         </w:rPr>
         <w:t>；</w:t>
       </w:r>
-      <w:hyperlink r:id="rId40">
-        <w:r>
-          <w:rPr>
-            <w:lang w:val="zh_TW" w:bidi="zh_TW"/>
-          </w:rPr>
-          <w:rPr>
-            <w:color w:val="0000EE"/>
-            <w:u w:val="single"/>
-          </w:rPr>
-          <w:t>出23:25–26</w:t>
-        </w:r>
-      </w:hyperlink>
+      <w:r>
+        <w:rPr>
+          <w:lang w:val="zh_TW" w:bidi="zh_TW"/>
+        </w:rPr>
+        <w:t>出23:25–26</w:t>
+      </w:r>
       <w:r>
         <w:rPr>
           <w:lang w:val="zh_TW" w:bidi="zh_TW"/>
         </w:rPr>
         <w:t>；</w:t>
       </w:r>
-      <w:hyperlink r:id="rId41">
-        <w:r>
-          <w:rPr>
-            <w:lang w:val="zh_TW" w:bidi="zh_TW"/>
-          </w:rPr>
-          <w:rPr>
-            <w:color w:val="0000EE"/>
-            <w:u w:val="single"/>
-          </w:rPr>
-          <w:t>申7:12–15</w:t>
-        </w:r>
-      </w:hyperlink>
+      <w:r>
+        <w:rPr>
+          <w:lang w:val="zh_TW" w:bidi="zh_TW"/>
+        </w:rPr>
+        <w:t>申7:12–15</w:t>
+      </w:r>
       <w:r>
         <w:rPr>
           <w:lang w:val="zh_TW" w:bidi="zh_TW"/>
         </w:rPr>
         <w:t>；</w:t>
       </w:r>
-      <w:hyperlink r:id="rId42">
-        <w:r>
-          <w:rPr>
-            <w:lang w:val="zh_TW" w:bidi="zh_TW"/>
-          </w:rPr>
-          <w:rPr>
-            <w:color w:val="0000EE"/>
-            <w:u w:val="single"/>
-          </w:rPr>
-          <w:t>士13:2–5</w:t>
-        </w:r>
-      </w:hyperlink>
+      <w:r>
+        <w:rPr>
+          <w:lang w:val="zh_TW" w:bidi="zh_TW"/>
+        </w:rPr>
+        <w:t>士13:2–5</w:t>
+      </w:r>
       <w:r>
         <w:rPr>
           <w:lang w:val="zh_TW" w:bidi="zh_TW"/>
         </w:rPr>
         <w:t>；</w:t>
       </w:r>
-      <w:hyperlink r:id="rId43">
-        <w:r>
-          <w:rPr>
-            <w:lang w:val="zh_TW" w:bidi="zh_TW"/>
-          </w:rPr>
-          <w:rPr>
-            <w:color w:val="0000EE"/>
-            <w:u w:val="single"/>
-          </w:rPr>
-          <w:t>撒上1:2–28</w:t>
-        </w:r>
-      </w:hyperlink>
+      <w:r>
+        <w:rPr>
+          <w:lang w:val="zh_TW" w:bidi="zh_TW"/>
+        </w:rPr>
+        <w:t>撒上1:2–28</w:t>
+      </w:r>
       <w:r>
         <w:rPr>
           <w:lang w:val="zh_TW" w:bidi="zh_TW"/>
         </w:rPr>
         <w:t>，</w:t>
       </w:r>
-      <w:hyperlink r:id="rId44">
-        <w:r>
-          <w:rPr>
-            <w:lang w:val="zh_TW" w:bidi="zh_TW"/>
-          </w:rPr>
-          <w:rPr>
-            <w:color w:val="0000EE"/>
-            <w:u w:val="single"/>
-          </w:rPr>
-          <w:t>2:5–7</w:t>
-        </w:r>
-      </w:hyperlink>
+      <w:r>
+        <w:rPr>
+          <w:lang w:val="zh_TW" w:bidi="zh_TW"/>
+        </w:rPr>
+        <w:t>2:5–7</w:t>
+      </w:r>
       <w:r>
         <w:rPr>
           <w:lang w:val="zh_TW" w:bidi="zh_TW"/>
         </w:rPr>
         <w:t>；</w:t>
       </w:r>
-      <w:hyperlink r:id="rId45">
-        <w:r>
-          <w:rPr>
-            <w:lang w:val="zh_TW" w:bidi="zh_TW"/>
-          </w:rPr>
-          <w:rPr>
-            <w:color w:val="0000EE"/>
-            <w:u w:val="single"/>
-          </w:rPr>
-          <w:t>詩113:5–9</w:t>
-        </w:r>
-      </w:hyperlink>
+      <w:r>
+        <w:rPr>
+          <w:lang w:val="zh_TW" w:bidi="zh_TW"/>
+        </w:rPr>
+        <w:t>詩113:5–9</w:t>
+      </w:r>
       <w:r>
         <w:rPr>
           <w:lang w:val="zh_TW" w:bidi="zh_TW"/>
         </w:rPr>
         <w:t>；</w:t>
       </w:r>
-      <w:hyperlink r:id="rId46">
-        <w:r>
-          <w:rPr>
-            <w:lang w:val="zh_TW" w:bidi="zh_TW"/>
-          </w:rPr>
-          <w:rPr>
-            <w:color w:val="0000EE"/>
-            <w:u w:val="single"/>
-          </w:rPr>
-          <w:t>賽54:1–3</w:t>
-        </w:r>
-      </w:hyperlink>
+      <w:r>
+        <w:rPr>
+          <w:lang w:val="zh_TW" w:bidi="zh_TW"/>
+        </w:rPr>
+        <w:t>賽54:1–3</w:t>
+      </w:r>
       <w:r>
         <w:rPr>
           <w:lang w:val="zh_TW" w:bidi="zh_TW"/>
         </w:rPr>
         <w:t>；</w:t>
       </w:r>
-      <w:hyperlink r:id="rId47">
-        <w:r>
-          <w:rPr>
-            <w:lang w:val="zh_TW" w:bidi="zh_TW"/>
-          </w:rPr>
-          <w:rPr>
-            <w:color w:val="0000EE"/>
-            <w:u w:val="single"/>
-          </w:rPr>
-          <w:t>路1:5–25</w:t>
-        </w:r>
-      </w:hyperlink>
+      <w:r>
+        <w:rPr>
+          <w:lang w:val="zh_TW" w:bidi="zh_TW"/>
+        </w:rPr>
+        <w:t>路1:5–25</w:t>
+      </w:r>
       <w:r>
         <w:rPr>
           <w:lang w:val="zh_TW" w:bidi="zh_TW"/>
         </w:rPr>
         <w:t>；</w:t>
       </w:r>
-      <w:hyperlink r:id="rId48">
-        <w:r>
-          <w:rPr>
-            <w:lang w:val="zh_TW" w:bidi="zh_TW"/>
-          </w:rPr>
-          <w:rPr>
-            <w:color w:val="0000EE"/>
-            <w:u w:val="single"/>
-          </w:rPr>
-          <w:t>羅4:19–22</w:t>
-        </w:r>
-      </w:hyperlink>
+      <w:r>
+        <w:rPr>
+          <w:lang w:val="zh_TW" w:bidi="zh_TW"/>
+        </w:rPr>
+        <w:t>羅4:19–22</w:t>
+      </w:r>
       <w:r>
         <w:rPr>
           <w:lang w:val="zh_TW" w:bidi="zh_TW"/>
         </w:rPr>
         <w:t>；</w:t>
       </w:r>
-      <w:hyperlink r:id="rId49">
-        <w:r>
-          <w:rPr>
-            <w:lang w:val="zh_TW" w:bidi="zh_TW"/>
-          </w:rPr>
-          <w:rPr>
-            <w:color w:val="0000EE"/>
-            <w:u w:val="single"/>
-          </w:rPr>
-          <w:t>加4:24–28</w:t>
-        </w:r>
-      </w:hyperlink>
+      <w:r>
+        <w:rPr>
+          <w:lang w:val="zh_TW" w:bidi="zh_TW"/>
+        </w:rPr>
+        <w:t>加4:24–28</w:t>
+      </w:r>
       <w:r>
         <w:rPr>
           <w:lang w:val="zh_TW" w:bidi="zh_TW"/>
         </w:rPr>
         <w:t>；</w:t>
       </w:r>
-      <w:hyperlink r:id="rId50">
-        <w:r>
-          <w:rPr>
-            <w:lang w:val="zh_TW" w:bidi="zh_TW"/>
-          </w:rPr>
-          <w:rPr>
-            <w:color w:val="0000EE"/>
-            <w:u w:val="single"/>
-          </w:rPr>
-          <w:t>來11:11–12</w:t>
-        </w:r>
-      </w:hyperlink>
+      <w:r>
+        <w:rPr>
+          <w:lang w:val="zh_TW" w:bidi="zh_TW"/>
+        </w:rPr>
+        <w:t>來11:11–12</w:t>
+      </w:r>
       <w:r>
         <w:rPr>
           <w:lang w:val="zh_TW" w:bidi="zh_TW"/>
